--- a/bai4.docx
+++ b/bai4.docx
@@ -52,7 +52,7 @@
           <w:u w:val="none"/>
           <w:vertAlign w:val="baseline"/>
         </w:rPr>
-        <w:t>Chiến lược A: Phân rã theo nghiệp vụ và điều kiện hủy chuyến (lát cắt dọc)</w:t>
+        <w:t>Chiến lược A: Phân rã theo nghiệp vụ và điều kiện hủy chuyến</w:t>
       </w:r>
     </w:p>
     <w:p>
@@ -226,8 +226,10 @@
           <w:u w:val="none"/>
           <w:vertAlign w:val="baseline"/>
         </w:rPr>
-        <w:t>Chiến lược B: Phân rã theo chức năng kỹ thuật (lát cắt ngang)</w:t>
-      </w:r>
+        <w:t xml:space="preserve">Chiến lược B: Phân rã theo chức năng kỹ thuật </w:t>
+      </w:r>
+      <w:bookmarkStart w:id="0" w:name="_GoBack"/>
+      <w:bookmarkEnd w:id="0"/>
     </w:p>
     <w:p>
       <w:pPr>
@@ -425,6 +427,7 @@
     </w:p>
     <w:tbl>
       <w:tblPr>
+        <w:tblStyle w:val="5"/>
         <w:tblW w:w="0" w:type="auto"/>
         <w:tblInd w:w="0" w:type="dxa"/>
         <w:tblBorders>
@@ -435,7 +438,7 @@
           <w:insideH w:val="single" w:color="auto" w:sz="4" w:space="0"/>
           <w:insideV w:val="single" w:color="auto" w:sz="4" w:space="0"/>
         </w:tblBorders>
-        <w:shd w:val="clear"/>
+        <w:shd w:val="clear" w:color="auto" w:fill="auto"/>
         <w:tblLayout w:type="autofit"/>
         <w:tblCellMar>
           <w:top w:w="15" w:type="dxa"/>
@@ -472,7 +475,7 @@
         <w:tc>
           <w:tcPr>
             <w:tcW w:w="0" w:type="auto"/>
-            <w:shd w:val="clear"/>
+            <w:shd w:val="clear" w:color="auto" w:fill="auto"/>
             <w:tcMar>
               <w:top w:w="100" w:type="dxa"/>
               <w:left w:w="100" w:type="dxa"/>
@@ -508,7 +511,6 @@
                 <w:sz w:val="24"/>
                 <w:szCs w:val="24"/>
                 <w:u w:val="none"/>
-                <w:bdr w:val="none" w:color="auto" w:sz="0" w:space="0"/>
                 <w:vertAlign w:val="baseline"/>
               </w:rPr>
               <w:t>Tiêu chí</w:t>
@@ -518,7 +520,7 @@
         <w:tc>
           <w:tcPr>
             <w:tcW w:w="0" w:type="auto"/>
-            <w:shd w:val="clear"/>
+            <w:shd w:val="clear" w:color="auto" w:fill="auto"/>
             <w:tcMar>
               <w:top w:w="100" w:type="dxa"/>
               <w:left w:w="100" w:type="dxa"/>
@@ -554,7 +556,6 @@
                 <w:sz w:val="24"/>
                 <w:szCs w:val="24"/>
                 <w:u w:val="none"/>
-                <w:bdr w:val="none" w:color="auto" w:sz="0" w:space="0"/>
                 <w:vertAlign w:val="baseline"/>
               </w:rPr>
               <w:t>Chiến lược A – Theo nghiệp vụ</w:t>
@@ -564,7 +565,7 @@
         <w:tc>
           <w:tcPr>
             <w:tcW w:w="0" w:type="auto"/>
-            <w:shd w:val="clear"/>
+            <w:shd w:val="clear" w:color="auto" w:fill="auto"/>
             <w:tcMar>
               <w:top w:w="100" w:type="dxa"/>
               <w:left w:w="100" w:type="dxa"/>
@@ -600,7 +601,6 @@
                 <w:sz w:val="24"/>
                 <w:szCs w:val="24"/>
                 <w:u w:val="none"/>
-                <w:bdr w:val="none" w:color="auto" w:sz="0" w:space="0"/>
                 <w:vertAlign w:val="baseline"/>
               </w:rPr>
               <w:t>Chiến lược B – Theo kỹ thuật</w:t>
@@ -631,7 +631,7 @@
         <w:tc>
           <w:tcPr>
             <w:tcW w:w="0" w:type="auto"/>
-            <w:shd w:val="clear"/>
+            <w:shd w:val="clear" w:color="auto" w:fill="auto"/>
             <w:tcMar>
               <w:top w:w="100" w:type="dxa"/>
               <w:left w:w="100" w:type="dxa"/>
@@ -665,7 +665,6 @@
                 <w:sz w:val="24"/>
                 <w:szCs w:val="24"/>
                 <w:u w:val="none"/>
-                <w:bdr w:val="none" w:color="auto" w:sz="0" w:space="0"/>
                 <w:vertAlign w:val="baseline"/>
               </w:rPr>
               <w:t>Independent</w:t>
@@ -675,7 +674,7 @@
         <w:tc>
           <w:tcPr>
             <w:tcW w:w="0" w:type="auto"/>
-            <w:shd w:val="clear"/>
+            <w:shd w:val="clear" w:color="auto" w:fill="auto"/>
             <w:tcMar>
               <w:top w:w="100" w:type="dxa"/>
               <w:left w:w="100" w:type="dxa"/>
@@ -709,7 +708,6 @@
                 <w:sz w:val="24"/>
                 <w:szCs w:val="24"/>
                 <w:u w:val="none"/>
-                <w:bdr w:val="none" w:color="auto" w:sz="0" w:space="0"/>
                 <w:vertAlign w:val="baseline"/>
               </w:rPr>
               <w:t>(+) Các tính năng tương đối độc lập, có thể triển khai từng trường hợp hủy. (–) Chức năng tính lại giá vẫn cần kết quả từ quá trình hủy chuyến.</w:t>
@@ -719,7 +717,7 @@
         <w:tc>
           <w:tcPr>
             <w:tcW w:w="0" w:type="auto"/>
-            <w:shd w:val="clear"/>
+            <w:shd w:val="clear" w:color="auto" w:fill="auto"/>
             <w:tcMar>
               <w:top w:w="100" w:type="dxa"/>
               <w:left w:w="100" w:type="dxa"/>
@@ -753,7 +751,6 @@
                 <w:sz w:val="24"/>
                 <w:szCs w:val="24"/>
                 <w:u w:val="none"/>
-                <w:bdr w:val="none" w:color="auto" w:sz="0" w:space="0"/>
                 <w:vertAlign w:val="baseline"/>
               </w:rPr>
               <w:t>(+) Phân chia rõ ràng theo từng thành phần kỹ thuật. (–) Các thành phần phụ thuộc lẫn nhau, ví dụ tính phí cần dữ liệu từ API.</w:t>
@@ -771,6 +768,7 @@
             <w:insideH w:val="single" w:color="auto" w:sz="4" w:space="0"/>
             <w:insideV w:val="single" w:color="auto" w:sz="4" w:space="0"/>
           </w:tblBorders>
+          <w:shd w:val="clear" w:color="auto" w:fill="auto"/>
           <w:tblCellMar>
             <w:top w:w="15" w:type="dxa"/>
             <w:left w:w="15" w:type="dxa"/>
@@ -784,7 +782,7 @@
         <w:tc>
           <w:tcPr>
             <w:tcW w:w="0" w:type="auto"/>
-            <w:shd w:val="clear"/>
+            <w:shd w:val="clear" w:color="auto" w:fill="auto"/>
             <w:tcMar>
               <w:top w:w="100" w:type="dxa"/>
               <w:left w:w="100" w:type="dxa"/>
@@ -818,7 +816,6 @@
                 <w:sz w:val="24"/>
                 <w:szCs w:val="24"/>
                 <w:u w:val="none"/>
-                <w:bdr w:val="none" w:color="auto" w:sz="0" w:space="0"/>
                 <w:vertAlign w:val="baseline"/>
               </w:rPr>
               <w:t>Small</w:t>
@@ -828,7 +825,7 @@
         <w:tc>
           <w:tcPr>
             <w:tcW w:w="0" w:type="auto"/>
-            <w:shd w:val="clear"/>
+            <w:shd w:val="clear" w:color="auto" w:fill="auto"/>
             <w:tcMar>
               <w:top w:w="100" w:type="dxa"/>
               <w:left w:w="100" w:type="dxa"/>
@@ -862,7 +859,6 @@
                 <w:sz w:val="24"/>
                 <w:szCs w:val="24"/>
                 <w:u w:val="none"/>
-                <w:bdr w:val="none" w:color="auto" w:sz="0" w:space="0"/>
                 <w:vertAlign w:val="baseline"/>
               </w:rPr>
               <w:t>(+) Có thể chia thành các Feature nhỏ theo từng quy tắc nghiệp vụ. (–) Một số tính năng như tính lại giá có thể cần chia nhỏ hơn.</w:t>
@@ -872,7 +868,7 @@
         <w:tc>
           <w:tcPr>
             <w:tcW w:w="0" w:type="auto"/>
-            <w:shd w:val="clear"/>
+            <w:shd w:val="clear" w:color="auto" w:fill="auto"/>
             <w:tcMar>
               <w:top w:w="100" w:type="dxa"/>
               <w:left w:w="100" w:type="dxa"/>
@@ -906,7 +902,6 @@
                 <w:sz w:val="24"/>
                 <w:szCs w:val="24"/>
                 <w:u w:val="none"/>
-                <w:bdr w:val="none" w:color="auto" w:sz="0" w:space="0"/>
                 <w:vertAlign w:val="baseline"/>
               </w:rPr>
               <w:t>(+) Công việc được chia theo từng lớp, thuận tiện cho việc phân công. (–) Một số phần kỹ thuật có thể quá lớn hoặc khó hoàn thiện độc lập trong một Sprint.</w:t>
@@ -924,6 +919,7 @@
             <w:insideH w:val="single" w:color="auto" w:sz="4" w:space="0"/>
             <w:insideV w:val="single" w:color="auto" w:sz="4" w:space="0"/>
           </w:tblBorders>
+          <w:shd w:val="clear" w:color="auto" w:fill="auto"/>
           <w:tblCellMar>
             <w:top w:w="15" w:type="dxa"/>
             <w:left w:w="15" w:type="dxa"/>
@@ -937,7 +933,7 @@
         <w:tc>
           <w:tcPr>
             <w:tcW w:w="0" w:type="auto"/>
-            <w:shd w:val="clear"/>
+            <w:shd w:val="clear" w:color="auto" w:fill="auto"/>
             <w:tcMar>
               <w:top w:w="100" w:type="dxa"/>
               <w:left w:w="100" w:type="dxa"/>
@@ -971,7 +967,6 @@
                 <w:sz w:val="24"/>
                 <w:szCs w:val="24"/>
                 <w:u w:val="none"/>
-                <w:bdr w:val="none" w:color="auto" w:sz="0" w:space="0"/>
                 <w:vertAlign w:val="baseline"/>
               </w:rPr>
               <w:t>Valuable</w:t>
@@ -981,7 +976,7 @@
         <w:tc>
           <w:tcPr>
             <w:tcW w:w="0" w:type="auto"/>
-            <w:shd w:val="clear"/>
+            <w:shd w:val="clear" w:color="auto" w:fill="auto"/>
             <w:tcMar>
               <w:top w:w="100" w:type="dxa"/>
               <w:left w:w="100" w:type="dxa"/>
@@ -1015,7 +1010,6 @@
                 <w:sz w:val="24"/>
                 <w:szCs w:val="24"/>
                 <w:u w:val="none"/>
-                <w:bdr w:val="none" w:color="auto" w:sz="0" w:space="0"/>
                 <w:vertAlign w:val="baseline"/>
               </w:rPr>
               <w:t>(+) Mỗi Feature hoàn thành đều mang lại giá trị cụ thể cho khách hàng, chẳng hạn hủy miễn phí hoặc hủy có phí.</w:t>
@@ -1025,7 +1019,7 @@
         <w:tc>
           <w:tcPr>
             <w:tcW w:w="0" w:type="auto"/>
-            <w:shd w:val="clear"/>
+            <w:shd w:val="clear" w:color="auto" w:fill="auto"/>
             <w:tcMar>
               <w:top w:w="100" w:type="dxa"/>
               <w:left w:w="100" w:type="dxa"/>
@@ -1059,7 +1053,6 @@
                 <w:sz w:val="24"/>
                 <w:szCs w:val="24"/>
                 <w:u w:val="none"/>
-                <w:bdr w:val="none" w:color="auto" w:sz="0" w:space="0"/>
                 <w:vertAlign w:val="baseline"/>
               </w:rPr>
               <w:t>(+) Giúp hoàn thiện từng thành phần kỹ thuật. (–) Người dùng thường chưa sử dụng được chức năng hoàn chỉnh nếu các thành phần khác chưa xong.</w:t>
@@ -1378,9 +1371,7 @@
           <w:lang w:val="en-US"/>
         </w:rPr>
       </w:pPr>
-      <w:bookmarkStart w:id="0" w:name="_GoBack"/>
-    </w:p>
-    <w:bookmarkEnd w:id="0"/>
+    </w:p>
     <w:sectPr>
       <w:pgSz w:w="11906" w:h="16838"/>
       <w:pgMar w:top="1440" w:right="1800" w:bottom="1440" w:left="1800" w:header="720" w:footer="720" w:gutter="0"/>
